--- a/huowenrogue.docx
+++ b/huowenrogue.docx
@@ -184,6 +184,89 @@
       </w:r>
     </w:p>
     <w:p>
+      <w:r>
+        <w:rPr>
+          <w:rFonts w:hint="eastAsia"/>
+        </w:rPr>
+        <w:t>参考火纹的纹章系统？</w:t>
+      </w:r>
+    </w:p>
+    <w:p/>
+    <w:p>
+      <w:r>
+        <w:rPr>
+          <w:rFonts w:hint="eastAsia"/>
+        </w:rPr>
+        <w:t>挂机游戏：</w:t>
+      </w:r>
+    </w:p>
+    <w:p>
+      <w:r>
+        <w:rPr>
+          <w:rFonts w:hint="eastAsia"/>
+        </w:rPr>
+        <w:t>星盘逻辑：</w:t>
+      </w:r>
+    </w:p>
+    <w:p>
+      <w:r>
+        <w:rPr>
+          <w:rFonts w:hint="eastAsia"/>
+        </w:rPr>
+        <w:t>星盘各种颜色和形状的方块 过关获得各种方块，需要把方块放到对应颜色和形状的槽位里</w:t>
+      </w:r>
+    </w:p>
+    <w:p>
+      <w:r>
+        <w:rPr>
+          <w:rFonts w:hint="eastAsia"/>
+        </w:rPr>
+        <w:t>放入星盘后 属性增加 星盘放满后 解锁新的星盘</w:t>
+      </w:r>
+    </w:p>
+    <w:p/>
+    <w:p>
+      <w:r>
+        <w:rPr>
+          <w:rFonts w:hint="eastAsia"/>
+        </w:rPr>
+        <w:t>骰子火纹？</w:t>
+      </w:r>
+    </w:p>
+    <w:p>
+      <w:r>
+        <w:rPr>
+          <w:rFonts w:hint="eastAsia"/>
+        </w:rPr>
+        <w:t>参考方块向前冲</w:t>
+      </w:r>
+    </w:p>
+    <w:p>
+      <w:r>
+        <w:rPr>
+          <w:rFonts w:hint="eastAsia"/>
+        </w:rPr>
+        <w:t>每个角色是一个六面骰子 有空面 有带动作的面</w:t>
+      </w:r>
+    </w:p>
+    <w:p>
+      <w:r>
+        <w:rPr>
+          <w:rFonts w:hint="eastAsia"/>
+        </w:rPr>
+        <w:t xml:space="preserve">参考方块向前冲 </w:t>
+      </w:r>
+    </w:p>
+    <w:p/>
+    <w:p>
+      <w:r>
+        <w:rPr>
+          <w:rFonts w:hint="eastAsia"/>
+        </w:rPr>
+        <w:t>角色强化：</w:t>
+      </w:r>
+    </w:p>
+    <w:p>
       <w:pPr>
         <w:rPr>
           <w:rFonts w:hint="eastAsia"/>
@@ -193,10 +276,91 @@
         <w:rPr>
           <w:rFonts w:hint="eastAsia"/>
         </w:rPr>
-        <w:t>参考火纹的纹章系统？</w:t>
+        <w:t>比如增加一个该角色的骰</w:t>
       </w:r>
       <w:bookmarkStart w:id="0" w:name="_GoBack"/>
       <w:bookmarkEnd w:id="0"/>
+      <w:r>
+        <w:rPr>
+          <w:rFonts w:hint="eastAsia"/>
+        </w:rPr>
+        <w:t>子，给一个空面增加行动等</w:t>
+      </w:r>
+    </w:p>
+    <w:p>
+      <w:r>
+        <w:rPr>
+          <w:rFonts w:hint="eastAsia"/>
+        </w:rPr>
+        <w:t>角色转职：</w:t>
+      </w:r>
+    </w:p>
+    <w:p/>
+    <w:p>
+      <w:r>
+        <w:rPr>
+          <w:rFonts w:hint="eastAsia"/>
+        </w:rPr>
+        <w:t>手动操作行动？</w:t>
+      </w:r>
+    </w:p>
+    <w:p>
+      <w:r>
+        <w:rPr>
+          <w:rFonts w:hint="eastAsia"/>
+        </w:rPr>
+        <w:t xml:space="preserve">.统一速度条 </w:t>
+      </w:r>
+      <w:proofErr w:type="gramStart"/>
+      <w:r>
+        <w:rPr>
+          <w:rFonts w:hint="eastAsia"/>
+        </w:rPr>
+        <w:t>速度条满后</w:t>
+      </w:r>
+      <w:proofErr w:type="gramEnd"/>
+      <w:r>
+        <w:rPr>
+          <w:rFonts w:hint="eastAsia"/>
+        </w:rPr>
+        <w:t xml:space="preserve"> 扔骰子</w:t>
+      </w:r>
+    </w:p>
+    <w:p>
+      <w:r>
+        <w:rPr>
+          <w:rFonts w:hint="eastAsia"/>
+        </w:rPr>
+        <w:t>骰子摆放：根据玩家的骰子摆放顺序，来决定 扔骰子后的角色行动顺序</w:t>
+      </w:r>
+    </w:p>
+    <w:p>
+      <w:r>
+        <w:rPr>
+          <w:rFonts w:hint="eastAsia"/>
+        </w:rPr>
+        <w:t>角色行动</w:t>
+      </w:r>
+      <w:r>
+        <w:rPr>
+          <w:rFonts w:hint="eastAsia"/>
+        </w:rPr>
+        <w:t>手动操作</w:t>
+      </w:r>
+    </w:p>
+    <w:p>
+      <w:pPr>
+        <w:rPr>
+          <w:rFonts w:hint="eastAsia"/>
+        </w:rPr>
+      </w:pPr>
+    </w:p>
+    <w:p>
+      <w:pPr>
+        <w:rPr>
+          <w:rFonts w:hint="eastAsia"/>
+        </w:rPr>
+      </w:pPr>
     </w:p>
     <w:sectPr>
       <w:pgSz w:w="11906" w:h="16838"/>

--- a/huowenrogue.docx
+++ b/huowenrogue.docx
@@ -267,6 +267,359 @@
       </w:r>
     </w:p>
     <w:p>
+      <w:r>
+        <w:rPr>
+          <w:rFonts w:hint="eastAsia"/>
+        </w:rPr>
+        <w:t>比如增加一个该角色的骰子，给一个空面增加行动等</w:t>
+      </w:r>
+    </w:p>
+    <w:p>
+      <w:r>
+        <w:rPr>
+          <w:rFonts w:hint="eastAsia"/>
+        </w:rPr>
+        <w:t>角色转职：</w:t>
+      </w:r>
+    </w:p>
+    <w:p/>
+    <w:p>
+      <w:r>
+        <w:rPr>
+          <w:rFonts w:hint="eastAsia"/>
+        </w:rPr>
+        <w:t>手动操作行动？</w:t>
+      </w:r>
+    </w:p>
+    <w:p>
+      <w:r>
+        <w:rPr>
+          <w:rFonts w:hint="eastAsia"/>
+        </w:rPr>
+        <w:t xml:space="preserve">.统一速度条 </w:t>
+      </w:r>
+      <w:proofErr w:type="gramStart"/>
+      <w:r>
+        <w:rPr>
+          <w:rFonts w:hint="eastAsia"/>
+        </w:rPr>
+        <w:t>速度条满后</w:t>
+      </w:r>
+      <w:proofErr w:type="gramEnd"/>
+      <w:r>
+        <w:rPr>
+          <w:rFonts w:hint="eastAsia"/>
+        </w:rPr>
+        <w:t xml:space="preserve"> 扔骰子</w:t>
+      </w:r>
+    </w:p>
+    <w:p>
+      <w:r>
+        <w:rPr>
+          <w:rFonts w:hint="eastAsia"/>
+        </w:rPr>
+        <w:t>骰子摆放：根据玩家的骰子摆放顺序，来决定 扔骰子后的角色行动顺序</w:t>
+      </w:r>
+    </w:p>
+    <w:p>
+      <w:r>
+        <w:rPr>
+          <w:rFonts w:hint="eastAsia"/>
+        </w:rPr>
+        <w:t>角色行动</w:t>
+      </w:r>
+      <w:r>
+        <w:rPr>
+          <w:rFonts w:hint="eastAsia"/>
+        </w:rPr>
+        <w:t>手动操作</w:t>
+      </w:r>
+    </w:p>
+    <w:p/>
+    <w:p/>
+    <w:p>
+      <w:r>
+        <w:rPr>
+          <w:rFonts w:hint="eastAsia"/>
+        </w:rPr>
+        <w:t>帮我做一个html游戏，</w:t>
+      </w:r>
+      <w:r>
+        <w:rPr>
+          <w:rFonts w:hint="eastAsia"/>
+        </w:rPr>
+        <w:t>美术资源都是你帮我绘制。</w:t>
+      </w:r>
+    </w:p>
+    <w:p>
+      <w:r>
+        <w:rPr>
+          <w:rFonts w:hint="eastAsia"/>
+        </w:rPr>
+        <w:t>帮我生成3</w:t>
+      </w:r>
+      <w:r>
+        <w:t>0</w:t>
+      </w:r>
+      <w:r>
+        <w:rPr>
+          <w:rFonts w:hint="eastAsia"/>
+        </w:rPr>
+        <w:t>个角色。</w:t>
+      </w:r>
+    </w:p>
+    <w:p>
+      <w:r>
+        <w:rPr>
+          <w:rFonts w:hint="eastAsia"/>
+        </w:rPr>
+        <w:t>每个角色有攻击防御血量三种属性</w:t>
+      </w:r>
+      <w:r>
+        <w:rPr>
+          <w:rFonts w:hint="eastAsia"/>
+        </w:rPr>
+        <w:t>，部分角色有自己的1</w:t>
+      </w:r>
+      <w:r>
+        <w:t>~2</w:t>
+      </w:r>
+      <w:r>
+        <w:rPr>
+          <w:rFonts w:hint="eastAsia"/>
+        </w:rPr>
+        <w:t>个技能</w:t>
+      </w:r>
+      <w:r>
+        <w:rPr>
+          <w:rFonts w:hint="eastAsia"/>
+        </w:rPr>
+        <w:t>。</w:t>
+      </w:r>
+    </w:p>
+    <w:p>
+      <w:r>
+        <w:rPr>
+          <w:rFonts w:hint="eastAsia"/>
+        </w:rPr>
+        <w:t>一共红绿黄蓝四种主题色，每个角色都</w:t>
+      </w:r>
+      <w:r>
+        <w:rPr>
+          <w:rFonts w:hint="eastAsia"/>
+        </w:rPr>
+        <w:t>有一个主题色。</w:t>
+      </w:r>
+    </w:p>
+    <w:p>
+      <w:r>
+        <w:rPr>
+          <w:rFonts w:hint="eastAsia"/>
+        </w:rPr>
+        <w:t>每个角色有一个代表他行动的骰子，骰子有六个面，六个面分别代表了该角色的各种行动，比如攻击面，技能1面，技能2面，还有空面</w:t>
+      </w:r>
+      <w:r>
+        <w:rPr>
+          <w:rFonts w:hint="eastAsia"/>
+        </w:rPr>
+        <w:t>，这个各种面的分配可以随机一些，每个骰子至少有2</w:t>
+      </w:r>
+      <w:r>
+        <w:t>-3</w:t>
+      </w:r>
+      <w:r>
+        <w:rPr>
+          <w:rFonts w:hint="eastAsia"/>
+        </w:rPr>
+        <w:t>个空面</w:t>
+      </w:r>
+      <w:r>
+        <w:rPr>
+          <w:rFonts w:hint="eastAsia"/>
+        </w:rPr>
+        <w:t>。</w:t>
+      </w:r>
+    </w:p>
+    <w:p>
+      <w:r>
+        <w:rPr>
+          <w:rFonts w:hint="eastAsia"/>
+        </w:rPr>
+        <w:t>每次行动方式为点击投骰子，有几个角色就扔几个骰子，</w:t>
+      </w:r>
+      <w:proofErr w:type="gramStart"/>
+      <w:r>
+        <w:rPr>
+          <w:rFonts w:hint="eastAsia"/>
+        </w:rPr>
+        <w:t>骰</w:t>
+      </w:r>
+      <w:proofErr w:type="gramEnd"/>
+      <w:r>
+        <w:rPr>
+          <w:rFonts w:hint="eastAsia"/>
+        </w:rPr>
+        <w:t>出来的结果为这些角色的行动。</w:t>
+      </w:r>
+    </w:p>
+    <w:p>
+      <w:r>
+        <w:rPr>
+          <w:rFonts w:hint="eastAsia"/>
+        </w:rPr>
+        <w:t>骰子</w:t>
+      </w:r>
+      <w:proofErr w:type="gramStart"/>
+      <w:r>
+        <w:rPr>
+          <w:rFonts w:hint="eastAsia"/>
+        </w:rPr>
+        <w:t>骰</w:t>
+      </w:r>
+      <w:proofErr w:type="gramEnd"/>
+      <w:r>
+        <w:rPr>
+          <w:rFonts w:hint="eastAsia"/>
+        </w:rPr>
+        <w:t>到空面的时候 对应角色不行动。</w:t>
+      </w:r>
+    </w:p>
+    <w:p>
+      <w:r>
+        <w:rPr>
+          <w:rFonts w:hint="eastAsia"/>
+        </w:rPr>
+        <w:lastRenderedPageBreak/>
+        <w:t>点击骰子按钮上面可以手动调整骰子摆放顺序，这个顺序决定了</w:t>
+      </w:r>
+      <w:proofErr w:type="gramStart"/>
+      <w:r>
+        <w:rPr>
+          <w:rFonts w:hint="eastAsia"/>
+        </w:rPr>
+        <w:t>骰</w:t>
+      </w:r>
+      <w:proofErr w:type="gramEnd"/>
+      <w:r>
+        <w:rPr>
+          <w:rFonts w:hint="eastAsia"/>
+        </w:rPr>
+        <w:t>出来结果的角色行动顺序。</w:t>
+      </w:r>
+    </w:p>
+    <w:p>
+      <w:proofErr w:type="gramStart"/>
+      <w:r>
+        <w:rPr>
+          <w:rFonts w:hint="eastAsia"/>
+        </w:rPr>
+        <w:t>骰</w:t>
+      </w:r>
+      <w:proofErr w:type="gramEnd"/>
+      <w:r>
+        <w:rPr>
+          <w:rFonts w:hint="eastAsia"/>
+        </w:rPr>
+        <w:t>出结果为自动攻击</w:t>
+      </w:r>
+    </w:p>
+    <w:p/>
+    <w:p>
+      <w:r>
+        <w:rPr>
+          <w:rFonts w:hint="eastAsia"/>
+        </w:rPr>
+        <w:t>每关敌人一般是1</w:t>
+      </w:r>
+      <w:r>
+        <w:t>-2</w:t>
+      </w:r>
+      <w:r>
+        <w:rPr>
+          <w:rFonts w:hint="eastAsia"/>
+        </w:rPr>
+        <w:t>个怪物</w:t>
+      </w:r>
+    </w:p>
+    <w:p>
+      <w:r>
+        <w:rPr>
+          <w:rFonts w:hint="eastAsia"/>
+        </w:rPr>
+        <w:t>战斗布局人物站位是左右布局，左边是怪物，右边是自己的角色</w:t>
+      </w:r>
+      <w:r>
+        <w:rPr>
+          <w:rFonts w:hint="eastAsia"/>
+        </w:rPr>
+        <w:t>，有点</w:t>
+      </w:r>
+      <w:proofErr w:type="gramStart"/>
+      <w:r>
+        <w:rPr>
+          <w:rFonts w:hint="eastAsia"/>
+        </w:rPr>
+        <w:t>像最终</w:t>
+      </w:r>
+      <w:proofErr w:type="gramEnd"/>
+      <w:r>
+        <w:rPr>
+          <w:rFonts w:hint="eastAsia"/>
+        </w:rPr>
+        <w:t>幻想。</w:t>
+      </w:r>
+    </w:p>
+    <w:p>
+      <w:r>
+        <w:rPr>
+          <w:rFonts w:hint="eastAsia"/>
+        </w:rPr>
+        <w:t>一开始只有三个基础角色。</w:t>
+      </w:r>
+      <w:r>
+        <w:rPr>
+          <w:rFonts w:hint="eastAsia"/>
+        </w:rPr>
+        <w:t>右边的角色最大数量为</w:t>
+      </w:r>
+      <w:r>
+        <w:t>15</w:t>
+      </w:r>
+      <w:r>
+        <w:rPr>
+          <w:rFonts w:hint="eastAsia"/>
+        </w:rPr>
+        <w:t>，站位是3</w:t>
+      </w:r>
+      <w:r>
+        <w:t>*5</w:t>
+      </w:r>
+      <w:r>
+        <w:t xml:space="preserve"> </w:t>
+      </w:r>
+      <w:r>
+        <w:rPr>
+          <w:rFonts w:hint="eastAsia"/>
+        </w:rPr>
+        <w:t>三排 每排最多5个。</w:t>
+      </w:r>
+    </w:p>
+    <w:p>
+      <w:r>
+        <w:rPr>
+          <w:rFonts w:hint="eastAsia"/>
+        </w:rPr>
+        <w:t>每过一关获得金币，金币可以在商店抽取一个新的角色，</w:t>
+      </w:r>
+      <w:r>
+        <w:rPr>
+          <w:rFonts w:hint="eastAsia"/>
+        </w:rPr>
+        <w:t>需要有布局界面，可以让玩家自由上下阵角色。</w:t>
+      </w:r>
+    </w:p>
+    <w:p/>
+    <w:p>
       <w:pPr>
         <w:rPr>
           <w:rFonts w:hint="eastAsia"/>
@@ -276,91 +629,137 @@
         <w:rPr>
           <w:rFonts w:hint="eastAsia"/>
         </w:rPr>
-        <w:t>比如增加一个该角色的骰</w:t>
+        <w:t>骰子挖矿？增量游戏？？？？</w:t>
+      </w:r>
+    </w:p>
+    <w:p/>
+    <w:p>
+      <w:r>
+        <w:rPr>
+          <w:rFonts w:hint="eastAsia"/>
+        </w:rPr>
+        <w:t>骰子面：</w:t>
+      </w:r>
+    </w:p>
+    <w:p>
+      <w:r>
+        <w:rPr>
+          <w:rFonts w:hint="eastAsia"/>
+        </w:rPr>
+        <w:t xml:space="preserve">空面 攻击 防御 </w:t>
+      </w:r>
+      <w:r>
+        <w:rPr>
+          <w:rFonts w:hint="eastAsia"/>
+        </w:rPr>
+        <w:t>技能1</w:t>
+      </w:r>
+      <w:r>
+        <w:t xml:space="preserve"> </w:t>
+      </w:r>
+      <w:r>
+        <w:rPr>
+          <w:rFonts w:hint="eastAsia"/>
+        </w:rPr>
+        <w:t>技能2</w:t>
+      </w:r>
+      <w:r>
+        <w:t xml:space="preserve"> </w:t>
+      </w:r>
+      <w:r>
+        <w:rPr>
+          <w:rFonts w:hint="eastAsia"/>
+        </w:rPr>
+        <w:t>技能3</w:t>
+      </w:r>
+      <w:r>
+        <w:t xml:space="preserve"> </w:t>
+      </w:r>
+    </w:p>
+    <w:p>
+      <w:pPr>
+        <w:rPr>
+          <w:rFonts w:hint="eastAsia"/>
+        </w:rPr>
+      </w:pPr>
+    </w:p>
+    <w:p>
+      <w:r>
+        <w:t>行动由骰子统一控制，一开始只有三个骰子 红骰子</w:t>
+      </w:r>
+      <w:r>
+        <w:rPr>
+          <w:rFonts w:hint="eastAsia"/>
+        </w:rPr>
+        <w:t xml:space="preserve"> 绿骰子 黄骰子</w:t>
+      </w:r>
+    </w:p>
+    <w:p>
+      <w:r>
+        <w:rPr>
+          <w:rFonts w:hint="eastAsia"/>
+        </w:rPr>
+        <w:t>骰子六个面为：攻击 空 空 技能 防御 空</w:t>
+      </w:r>
+    </w:p>
+    <w:p>
+      <w:r>
+        <w:rPr>
+          <w:rFonts w:hint="eastAsia"/>
+        </w:rPr>
+        <w:t>骰子结果影响对应颜色的角色</w:t>
+      </w:r>
+    </w:p>
+    <w:p>
+      <w:pPr>
+        <w:rPr>
+          <w:rFonts w:hint="eastAsia"/>
+        </w:rPr>
+      </w:pPr>
+      <w:r>
+        <w:rPr>
+          <w:rFonts w:hint="eastAsia"/>
+        </w:rPr>
+        <w:t>另外把角色先改成红绿黄三个颜色的 去掉其他颜色</w:t>
+      </w:r>
+    </w:p>
+    <w:p/>
+    <w:p>
+      <w:r>
+        <w:rPr>
+          <w:rFonts w:hint="eastAsia"/>
+        </w:rPr>
+        <w:t>骰子改造</w:t>
+      </w:r>
+    </w:p>
+    <w:p>
+      <w:r>
+        <w:rPr>
+          <w:rFonts w:hint="eastAsia"/>
+        </w:rPr>
+        <w:t>角色招募</w:t>
+      </w:r>
+    </w:p>
+    <w:p>
+      <w:pPr>
+        <w:rPr>
+          <w:rFonts w:hint="eastAsia"/>
+        </w:rPr>
+      </w:pPr>
+      <w:r>
+        <w:rPr>
+          <w:rFonts w:hint="eastAsia"/>
+        </w:rPr>
+        <w:t>角色</w:t>
+      </w:r>
+      <w:r>
+        <w:rPr>
+          <w:rFonts w:hint="eastAsia"/>
+        </w:rPr>
+        <w:t>强化</w:t>
       </w:r>
       <w:bookmarkStart w:id="0" w:name="_GoBack"/>
       <w:bookmarkEnd w:id="0"/>
-      <w:r>
-        <w:rPr>
-          <w:rFonts w:hint="eastAsia"/>
-        </w:rPr>
-        <w:t>子，给一个空面增加行动等</w:t>
-      </w:r>
-    </w:p>
-    <w:p>
-      <w:r>
-        <w:rPr>
-          <w:rFonts w:hint="eastAsia"/>
-        </w:rPr>
-        <w:t>角色转职：</w:t>
-      </w:r>
-    </w:p>
-    <w:p/>
-    <w:p>
-      <w:r>
-        <w:rPr>
-          <w:rFonts w:hint="eastAsia"/>
-        </w:rPr>
-        <w:t>手动操作行动？</w:t>
-      </w:r>
-    </w:p>
-    <w:p>
-      <w:r>
-        <w:rPr>
-          <w:rFonts w:hint="eastAsia"/>
-        </w:rPr>
-        <w:t xml:space="preserve">.统一速度条 </w:t>
-      </w:r>
-      <w:proofErr w:type="gramStart"/>
-      <w:r>
-        <w:rPr>
-          <w:rFonts w:hint="eastAsia"/>
-        </w:rPr>
-        <w:t>速度条满后</w:t>
-      </w:r>
-      <w:proofErr w:type="gramEnd"/>
-      <w:r>
-        <w:rPr>
-          <w:rFonts w:hint="eastAsia"/>
-        </w:rPr>
-        <w:t xml:space="preserve"> 扔骰子</w:t>
-      </w:r>
-    </w:p>
-    <w:p>
-      <w:r>
-        <w:rPr>
-          <w:rFonts w:hint="eastAsia"/>
-        </w:rPr>
-        <w:t>骰子摆放：根据玩家的骰子摆放顺序，来决定 扔骰子后的角色行动顺序</w:t>
-      </w:r>
-    </w:p>
-    <w:p>
-      <w:r>
-        <w:rPr>
-          <w:rFonts w:hint="eastAsia"/>
-        </w:rPr>
-        <w:t>角色行动</w:t>
-      </w:r>
-      <w:r>
-        <w:rPr>
-          <w:rFonts w:hint="eastAsia"/>
-        </w:rPr>
-        <w:t>手动操作</w:t>
-      </w:r>
-    </w:p>
-    <w:p>
-      <w:pPr>
-        <w:rPr>
-          <w:rFonts w:hint="eastAsia"/>
-        </w:rPr>
-      </w:pPr>
-    </w:p>
-    <w:p>
-      <w:pPr>
-        <w:rPr>
-          <w:rFonts w:hint="eastAsia"/>
-        </w:rPr>
-      </w:pPr>
     </w:p>
     <w:sectPr>
       <w:pgSz w:w="11906" w:h="16838"/>
